--- a/docs/project/eyal-ceo-submissions-and-responses/to-eyal/2026-03-30--final-spec-package-for-eyal/2026-03-30--site-specification-final--v2-final.docx
+++ b/docs/project/eyal-ceo-submissions-and-responses/to-eyal/2026-03-30--final-spec-package-for-eyal/2026-03-30--site-specification-final--v2-final.docx
@@ -42,7 +42,7 @@
           <w:b w:val="0"/>
           <w:sz w:val="22"/>
         </w:rPr>
-        <w:t>גרסה: FINAL 1.0</w:t>
+        <w:t>גרסה: FINAL 1.1</w:t>
       </w:r>
     </w:p>
     <w:p>
@@ -56,7 +56,7 @@
           <w:b w:val="0"/>
           <w:sz w:val="22"/>
         </w:rPr>
-        <w:t>תאריך: 2026-03-30</w:t>
+        <w:t>תאריך: 2026-03-30 (עדכון תנועה: 2026-03-29)</w:t>
       </w:r>
     </w:p>
     <w:p>
@@ -85,6 +85,34 @@
           <w:sz w:val="22"/>
         </w:rPr>
         <w:t>יומן החלטות: `SPEC-V1.2-DECISIONS-LOCK-2026-03-30.md` נשאר כארכיון החלטות נימרוד; אם יש סתירה — קובע מסמך זה.</w:t>
+      </w:r>
+    </w:p>
+    <w:p>
+      <w:pPr>
+        <w:jc w:val="right"/>
+      </w:pPr>
+      <w:r>
+        <w:rPr>
+          <w:rFonts w:ascii="Arial" w:hAnsi="Arial" w:cs="Arial"/>
+          <w:rFonts w:ascii="Arial" w:hAnsi="Arial"/>
+          <w:b w:val="0"/>
+          <w:sz w:val="22"/>
+        </w:rPr>
+        <w:t>תוספת 2026-03-31 (פגישת אייל + סגירה): `MEETING-MINUTES-EYAL-2026-03-31.md` · מפת אתר: `SITEMAP-NEW-SITE-v2-DRAFT.md` v2.3.</w:t>
+      </w:r>
+    </w:p>
+    <w:p>
+      <w:pPr>
+        <w:jc w:val="right"/>
+      </w:pPr>
+      <w:r>
+        <w:rPr>
+          <w:rFonts w:ascii="Arial" w:hAnsi="Arial" w:cs="Arial"/>
+          <w:rFonts w:ascii="Arial" w:hAnsi="Arial"/>
+          <w:b w:val="0"/>
+          <w:sz w:val="22"/>
+        </w:rPr>
+        <w:t>תוספת 2026-03-29 (תנועה · AEO · GEO): §4 + `EYAL-TRAFFIC-GROWTH-AEO-GEO-GUIDE-2026-03-29.md`.</w:t>
       </w:r>
     </w:p>
     <w:p>
@@ -289,6 +317,35 @@
     </w:p>
     <w:p>
       <w:pPr>
+        <w:pStyle w:val="Heading3"/>
+        <w:jc w:val="right"/>
+      </w:pPr>
+      <w:r>
+        <w:rPr>
+          <w:rFonts w:ascii="Arial" w:hAnsi="Arial" w:cs="Arial"/>
+          <w:rFonts w:ascii="Arial" w:hAnsi="Arial"/>
+          <w:b/>
+          <w:sz w:val="24"/>
+        </w:rPr>
+        <w:t>1.4 עדיפות תנועה וגילוי</w:t>
+      </w:r>
+    </w:p>
+    <w:p>
+      <w:pPr>
+        <w:jc w:val="right"/>
+      </w:pPr>
+      <w:r>
+        <w:rPr>
+          <w:rFonts w:ascii="Arial" w:hAnsi="Arial" w:cs="Arial"/>
+          <w:rFonts w:ascii="Arial" w:hAnsi="Arial"/>
+          <w:b w:val="0"/>
+          <w:sz w:val="22"/>
+        </w:rPr>
+        <w:t>• תנועה וגילוי נחשבים ל־עדיפות ראשונה במבנה האתר ובתכנון התוכן — לפירוט מחייב ראו §4 ואת מסמך ההנחיות לאייל.</w:t>
+      </w:r>
+    </w:p>
+    <w:p>
+      <w:pPr>
         <w:pStyle w:val="Heading2"/>
         <w:jc w:val="right"/>
       </w:pPr>
@@ -398,7 +455,7 @@
           <w:b w:val="0"/>
           <w:sz w:val="22"/>
         </w:rPr>
-        <w:t>• עמודי מוצר/שירות עם כפתור לסליקה חיצונית (חשבונית ירוקה).</w:t>
+        <w:t>• עמודי מוצר/שירות עם כפתור לסליקה חיצונית (חשבונית ירוקה). דוגמת כפתור מ־Morning — צפויה תוך ימים ספורים (אימות מול חשבון אחרי קבלה).</w:t>
       </w:r>
     </w:p>
     <w:p>
@@ -469,7 +526,320 @@
           <w:b/>
           <w:sz w:val="24"/>
         </w:rPr>
-        <w:t>4. QR</w:t>
+        <w:t>4. תנועה, גילוי וקידום (עדיפות ראשונה במבנה האתר)</w:t>
+      </w:r>
+    </w:p>
+    <w:p>
+      <w:pPr>
+        <w:jc w:val="right"/>
+      </w:pPr>
+      <w:r>
+        <w:rPr>
+          <w:rFonts w:ascii="Arial" w:hAnsi="Arial" w:cs="Arial"/>
+          <w:rFonts w:ascii="Arial" w:hAnsi="Arial"/>
+          <w:b w:val="0"/>
+          <w:sz w:val="22"/>
+        </w:rPr>
+        <w:t>עקרון: תנועה וגילוי הם מטרת ליבה; אתר ללא חשיפה רלוונטית אינו עומד ביעד עסקי. המבנה, התוכן והשכבה הטכנית יתוכננו כך שיתמכו ב־SEO, ב־AEO (מנועי תשובה וסיכומים בתוצאות חיפוש), וב־GEO (מנועים גנרטיביים) — בלי לוותר על יסודות: סיטמאפ, מטא, ביצועים, נתונים מובנים, פנימיות ואמינות תוכן.</w:t>
+      </w:r>
+    </w:p>
+    <w:p>
+      <w:pPr>
+        <w:pStyle w:val="Heading3"/>
+        <w:jc w:val="right"/>
+      </w:pPr>
+      <w:r>
+        <w:rPr>
+          <w:rFonts w:ascii="Arial" w:hAnsi="Arial" w:cs="Arial"/>
+          <w:rFonts w:ascii="Arial" w:hAnsi="Arial"/>
+          <w:b/>
+          <w:sz w:val="24"/>
+        </w:rPr>
+        <w:t>4.1 תפקידים</w:t>
+      </w:r>
+    </w:p>
+    <w:p>
+      <w:pPr>
+        <w:jc w:val="right"/>
+      </w:pPr>
+      <w:r>
+        <w:rPr>
+          <w:rFonts w:ascii="Arial" w:hAnsi="Arial" w:cs="Arial"/>
+          <w:rFonts w:ascii="Arial" w:hAnsi="Arial"/>
+          <w:b w:val="0"/>
+          <w:sz w:val="22"/>
+        </w:rPr>
+        <w:t>• אייל עמית — אחראי על אסטרטגיית תנועה, קידום, תוכן שיווקי ויעדי מדידה; מגיש דוח ודרישות לצוות לפי `EYAL-TRAFFIC-GROWTH-AEO-GEO-GUIDE-2026-03-29.md`.</w:t>
+      </w:r>
+    </w:p>
+    <w:p>
+      <w:pPr>
+        <w:jc w:val="right"/>
+      </w:pPr>
+      <w:r>
+        <w:rPr>
+          <w:rFonts w:ascii="Arial" w:hAnsi="Arial" w:cs="Arial"/>
+          <w:rFonts w:ascii="Arial" w:hAnsi="Arial"/>
+          <w:b w:val="0"/>
+          <w:sz w:val="22"/>
+        </w:rPr>
+        <w:t>• צוות הבנייה — מממש דרישות טכניות ומבניות (תבניות, תוסף SEO, מהירות, Schema, חיבור Search Console, תיקון קישורים) בתחומי האפיון והרודמאפ.</w:t>
+      </w:r>
+    </w:p>
+    <w:p>
+      <w:pPr>
+        <w:pStyle w:val="Heading3"/>
+        <w:jc w:val="right"/>
+      </w:pPr>
+      <w:r>
+        <w:rPr>
+          <w:rFonts w:ascii="Arial" w:hAnsi="Arial" w:cs="Arial"/>
+          <w:rFonts w:ascii="Arial" w:hAnsi="Arial"/>
+          <w:b/>
+          <w:sz w:val="24"/>
+        </w:rPr>
+        <w:t>4.2 הגדרות בסיס (לתכנון משותף)</w:t>
+      </w:r>
+    </w:p>
+    <w:p>
+      <w:pPr>
+        <w:jc w:val="right"/>
+      </w:pPr>
+      <w:r>
+        <w:rPr>
+          <w:rFonts w:ascii="Arial" w:hAnsi="Arial" w:cs="Arial"/>
+          <w:rFonts w:ascii="Arial" w:hAnsi="Arial"/>
+          <w:b w:val="0"/>
+          <w:sz w:val="22"/>
+        </w:rPr>
+        <w:t>| שכבה | משמעות קצרה |</w:t>
+      </w:r>
+    </w:p>
+    <w:p>
+      <w:pPr>
+        <w:jc w:val="right"/>
+      </w:pPr>
+      <w:r>
+        <w:rPr>
+          <w:rFonts w:ascii="Arial" w:hAnsi="Arial" w:cs="Arial"/>
+          <w:rFonts w:ascii="Arial" w:hAnsi="Arial"/>
+          <w:b w:val="0"/>
+          <w:sz w:val="22"/>
+        </w:rPr>
+        <w:t>|------|----------------|</w:t>
+      </w:r>
+    </w:p>
+    <w:p>
+      <w:pPr>
+        <w:jc w:val="right"/>
+      </w:pPr>
+      <w:r>
+        <w:rPr>
+          <w:rFonts w:ascii="Arial" w:hAnsi="Arial" w:cs="Arial"/>
+          <w:rFonts w:ascii="Arial" w:hAnsi="Arial"/>
+          <w:b w:val="0"/>
+          <w:sz w:val="22"/>
+        </w:rPr>
+        <w:t>| SEO | דירוג וקליקים במנועי חיפוש מסורתיים. |</w:t>
+      </w:r>
+    </w:p>
+    <w:p>
+      <w:pPr>
+        <w:jc w:val="right"/>
+      </w:pPr>
+      <w:r>
+        <w:rPr>
+          <w:rFonts w:ascii="Arial" w:hAnsi="Arial" w:cs="Arial"/>
+          <w:rFonts w:ascii="Arial" w:hAnsi="Arial"/>
+          <w:b w:val="0"/>
+          <w:sz w:val="22"/>
+        </w:rPr>
+        <w:t>| AEO | נראות כמקור לתשובות מובנות (כולל תכונות AI בתוצאות חיפוש). |</w:t>
+      </w:r>
+    </w:p>
+    <w:p>
+      <w:pPr>
+        <w:jc w:val="right"/>
+      </w:pPr>
+      <w:r>
+        <w:rPr>
+          <w:rFonts w:ascii="Arial" w:hAnsi="Arial" w:cs="Arial"/>
+          <w:rFonts w:ascii="Arial" w:hAnsi="Arial"/>
+          <w:b w:val="0"/>
+          <w:sz w:val="22"/>
+        </w:rPr>
+        <w:t>| GEO | נראות כשמודל גנרטיבי מסכם או מצטט מקורות. |</w:t>
+      </w:r>
+    </w:p>
+    <w:p>
+      <w:pPr>
+        <w:pStyle w:val="Heading3"/>
+        <w:jc w:val="right"/>
+      </w:pPr>
+      <w:r>
+        <w:rPr>
+          <w:rFonts w:ascii="Arial" w:hAnsi="Arial" w:cs="Arial"/>
+          <w:rFonts w:ascii="Arial" w:hAnsi="Arial"/>
+          <w:b/>
+          <w:sz w:val="24"/>
+        </w:rPr>
+        <w:t>4.3 דרישות בסיס מחייבות לבניית האתר</w:t>
+      </w:r>
+    </w:p>
+    <w:p>
+      <w:pPr>
+        <w:jc w:val="right"/>
+      </w:pPr>
+      <w:r>
+        <w:rPr>
+          <w:rFonts w:ascii="Arial" w:hAnsi="Arial" w:cs="Arial"/>
+          <w:rFonts w:ascii="Arial" w:hAnsi="Arial"/>
+          <w:b w:val="0"/>
+          <w:sz w:val="22"/>
+        </w:rPr>
+        <w:t>• Google Search Console (ואימות נכס) + sitemap XML תקין.</w:t>
+      </w:r>
+    </w:p>
+    <w:p>
+      <w:pPr>
+        <w:jc w:val="right"/>
+      </w:pPr>
+      <w:r>
+        <w:rPr>
+          <w:rFonts w:ascii="Arial" w:hAnsi="Arial" w:cs="Arial"/>
+          <w:rFonts w:ascii="Arial" w:hAnsi="Arial"/>
+          <w:b w:val="0"/>
+          <w:sz w:val="22"/>
+        </w:rPr>
+        <w:t>• תוסף SEO יחיד (Yoast או Rank Math) — לפי `05-PLATFORM-DECISION.md`; ללא שני תוספים מתחרים.</w:t>
+      </w:r>
+    </w:p>
+    <w:p>
+      <w:pPr>
+        <w:jc w:val="right"/>
+      </w:pPr>
+      <w:r>
+        <w:rPr>
+          <w:rFonts w:ascii="Arial" w:hAnsi="Arial" w:cs="Arial"/>
+          <w:rFonts w:ascii="Arial" w:hAnsi="Arial"/>
+          <w:b w:val="0"/>
+          <w:sz w:val="22"/>
+        </w:rPr>
+        <w:t>• מבנה כותרות: H1 יחיד לעמוד; H2 רצוי בניסוח שאלה כשמתאים לכוונת חיפוש; פסקת תשובה קצרה (בערך 40–100 מילים) מיד אחרי H2 בעמודי שירות, שיטה, ועמודים מרכזיים נוספים שאייל יסמן בדוחו.</w:t>
+      </w:r>
+    </w:p>
+    <w:p>
+      <w:pPr>
+        <w:jc w:val="right"/>
+      </w:pPr>
+      <w:r>
+        <w:rPr>
+          <w:rFonts w:ascii="Arial" w:hAnsi="Arial" w:cs="Arial"/>
+          <w:rFonts w:ascii="Arial" w:hAnsi="Arial"/>
+          <w:b w:val="0"/>
+          <w:sz w:val="22"/>
+        </w:rPr>
+        <w:t>• FAQ ו־נתונים מובנים (Schema) — היכן שאייל והצוות מאשרים סוג (למשל FAQPage, LocalBusiness); בלי סכמות סותרות.</w:t>
+      </w:r>
+    </w:p>
+    <w:p>
+      <w:pPr>
+        <w:jc w:val="right"/>
+      </w:pPr>
+      <w:r>
+        <w:rPr>
+          <w:rFonts w:ascii="Arial" w:hAnsi="Arial" w:cs="Arial"/>
+          <w:rFonts w:ascii="Arial" w:hAnsi="Arial"/>
+          <w:b w:val="0"/>
+          <w:sz w:val="22"/>
+        </w:rPr>
+        <w:t>• עקביות ישות: שם המרכז, מיקום גיאוגרפי, והצעת ערך — אחידים בעברית ובאנגלית.</w:t>
+      </w:r>
+    </w:p>
+    <w:p>
+      <w:pPr>
+        <w:jc w:val="right"/>
+      </w:pPr>
+      <w:r>
+        <w:rPr>
+          <w:rFonts w:ascii="Arial" w:hAnsi="Arial" w:cs="Arial"/>
+          <w:rFonts w:ascii="Arial" w:hAnsi="Arial"/>
+          <w:b w:val="0"/>
+          <w:sz w:val="22"/>
+        </w:rPr>
+        <w:t>• בלוג כערוץ צמיחה — ראו §6 ו־`BLOG-REVIVAL-PLAN.md`.</w:t>
+      </w:r>
+    </w:p>
+    <w:p>
+      <w:pPr>
+        <w:jc w:val="right"/>
+      </w:pPr>
+      <w:r>
+        <w:rPr>
+          <w:rFonts w:ascii="Arial" w:hAnsi="Arial" w:cs="Arial"/>
+          <w:rFonts w:ascii="Arial" w:hAnsi="Arial"/>
+          <w:b w:val="0"/>
+          <w:sz w:val="22"/>
+        </w:rPr>
+        <w:t>• ביצועים: תבנית רזה, תמונות מותאמות, קאש — עקבי עם §1.2 ו־`04-IA-SEO-SOCIAL-REQUIREMENTS.md`.</w:t>
+      </w:r>
+    </w:p>
+    <w:p>
+      <w:pPr>
+        <w:jc w:val="right"/>
+      </w:pPr>
+      <w:r>
+        <w:rPr>
+          <w:rFonts w:ascii="Arial" w:hAnsi="Arial" w:cs="Arial"/>
+          <w:rFonts w:ascii="Arial" w:hAnsi="Arial"/>
+          <w:b w:val="0"/>
+          <w:sz w:val="22"/>
+        </w:rPr>
+        <w:t>• ביקורת קישורים שבורים ו־הכנת 301 — כפי שמוגדר ב־§10 «301 וקישורים שבורים» (M4/M5 / M7).</w:t>
+      </w:r>
+    </w:p>
+    <w:p>
+      <w:pPr>
+        <w:pStyle w:val="Heading3"/>
+        <w:jc w:val="right"/>
+      </w:pPr>
+      <w:r>
+        <w:rPr>
+          <w:rFonts w:ascii="Arial" w:hAnsi="Arial" w:cs="Arial"/>
+          <w:rFonts w:ascii="Arial" w:hAnsi="Arial"/>
+          <w:b/>
+          <w:sz w:val="24"/>
+        </w:rPr>
+        <w:t>4.4 מסמך הנחיות מפורט לאייל</w:t>
+      </w:r>
+    </w:p>
+    <w:p>
+      <w:pPr>
+        <w:jc w:val="right"/>
+      </w:pPr>
+      <w:r>
+        <w:rPr>
+          <w:rFonts w:ascii="Arial" w:hAnsi="Arial" w:cs="Arial"/>
+          <w:rFonts w:ascii="Arial" w:hAnsi="Arial"/>
+          <w:b w:val="0"/>
+          <w:sz w:val="22"/>
+        </w:rPr>
+        <w:t>כלים, צ׳קליסט לדוח, רפרנסים ומדדים — ב־`EYAL-TRAFFIC-GROWTH-AEO-GEO-GUIDE-2026-03-29.md`.</w:t>
+      </w:r>
+    </w:p>
+    <w:p>
+      <w:pPr>
+        <w:pStyle w:val="Heading2"/>
+        <w:jc w:val="right"/>
+      </w:pPr>
+      <w:r>
+        <w:rPr>
+          <w:rFonts w:ascii="Arial" w:hAnsi="Arial" w:cs="Arial"/>
+          <w:rFonts w:ascii="Arial" w:hAnsi="Arial"/>
+          <w:b/>
+          <w:sz w:val="24"/>
+        </w:rPr>
+        <w:t>5. QR</w:t>
       </w:r>
     </w:p>
     <w:p>
@@ -526,7 +896,7 @@
           <w:b/>
           <w:sz w:val="24"/>
         </w:rPr>
-        <w:t>5. מבנה מידע (IA) — עקרונות</w:t>
+        <w:t>6. מבנה מידע (IA) — עקרונות</w:t>
       </w:r>
     </w:p>
     <w:p>
@@ -540,7 +910,7 @@
           <w:b w:val="0"/>
           <w:sz w:val="22"/>
         </w:rPr>
-        <w:t>• מותג אחד, דומיין אחד — הפרדת חוויה בין מרחבים (סטודיו / הוצאה·ספרים / מופעים) ב־UX ובתפריט.</w:t>
+        <w:t>• מותג אחד, דומיין אחד — הפרדת חוויה בין מרחבים (סטודיו / הוצאה·ספרים) ב־UX ובתפריט.</w:t>
       </w:r>
     </w:p>
     <w:p>
@@ -554,7 +924,21 @@
           <w:b w:val="0"/>
           <w:sz w:val="22"/>
         </w:rPr>
-        <w:t>• קורסים: מחיצה בתפריט הראשי → קישור לסקולר (רב מסר) לפי אפיון.</w:t>
+        <w:t>• הופעות וכתבות היסטוריות (2026-03-31): לא בתפריט / סרגל ראשי; שימור LEGACY — עמודים לניהול מנהל ולגישה ישירה; לא חזית שיווקית. פירוט: מפת אתר §«מה לא בעץ השיווקי».</w:t>
+      </w:r>
+    </w:p>
+    <w:p>
+      <w:pPr>
+        <w:jc w:val="right"/>
+      </w:pPr>
+      <w:r>
+        <w:rPr>
+          <w:rFonts w:ascii="Arial" w:hAnsi="Arial" w:cs="Arial"/>
+          <w:rFonts w:ascii="Arial" w:hAnsi="Arial"/>
+          <w:b w:val="0"/>
+          <w:sz w:val="22"/>
+        </w:rPr>
+        <w:t>• קורסים: מחיצה בתפריט הראשי → קישור לסקולר (רב מסר) לפי אפיון; קורס דיגיטלי — ניסוח/מבנה לפי סקולר (מפה v2.2).</w:t>
       </w:r>
     </w:p>
     <w:p>
@@ -582,7 +966,7 @@
           <w:b w:val="0"/>
           <w:sz w:val="22"/>
         </w:rPr>
-        <w:t>• בלוג: החייאה כנכס SEO.</w:t>
+        <w:t>• בלוג: החייאה כנכס SEO; ניסוח מותג במפה: בלוג דיג׳רידו.</w:t>
       </w:r>
     </w:p>
     <w:p>
@@ -596,7 +980,7 @@
           <w:b w:val="0"/>
           <w:sz w:val="22"/>
         </w:rPr>
-        <w:t>• עמוד EN: כיוון פנים בינלאומי (פחות תיירות "קלאסית") — בחירות ניסוח ב־`FOR-EYAL-CHOICES-v1.2-2026-03-30.md`.</w:t>
+        <w:t>• עמוד EN: מאושר — כותרת ראשית: `Didgeridoo healing center - Eyal Amit`; פירוט wireframe ו־`&lt;title&gt;` מוצע ב־`IA-WIREFRAMES-AND-EN-LANDING.md` §7.</w:t>
       </w:r>
     </w:p>
     <w:p>
@@ -610,7 +994,21 @@
           <w:b w:val="0"/>
           <w:sz w:val="22"/>
         </w:rPr>
-        <w:t>מפת אתר מפורטת (טיוטה לאישור אייל): `SITEMAP-NEW-SITE-v2-DRAFT.md` — לעדכן אם IA משתנה; העקרונות למעלה קובעים אם יש סתירה בטיוטה ישנה.</w:t>
+        <w:t>מפת אתר מפורטת: `SITEMAP-NEW-SITE-v2-DRAFT.md` v2.3 — קובעת על סדר ענפי שירותים, עמוד מוקש דהימן + פריט תפריט, והסרת הופעות מהעץ הציבורי הראשי.</w:t>
+      </w:r>
+    </w:p>
+    <w:p>
+      <w:pPr>
+        <w:jc w:val="right"/>
+      </w:pPr>
+      <w:r>
+        <w:rPr>
+          <w:rFonts w:ascii="Arial" w:hAnsi="Arial" w:cs="Arial"/>
+          <w:rFonts w:ascii="Arial" w:hAnsi="Arial"/>
+          <w:b w:val="0"/>
+          <w:sz w:val="22"/>
+        </w:rPr>
+        <w:t>• תמונת כותרת (Hero) בכל עמוד ציבורי: לכל עמוד בשיווק הראשי — תמונת כותרת ייעודית לנושא העמוד (לא תמונה אחת זהה לכל האתר). חובה טקסט חלופי (alt) מתואם; לשמור על ביצועים (גודל קובץ, LCP). עמודים טכניים מינימליים (למשל תודה אחרי טפסים) — לפי אפיון עמוד ב־`PAGE-SPECS-TEMPLATE.md`.</w:t>
       </w:r>
     </w:p>
     <w:p>
@@ -625,7 +1023,7 @@
           <w:b/>
           <w:sz w:val="24"/>
         </w:rPr>
-        <w:t>6. INVENTORY / Keep–Merge–Drop (KMD)</w:t>
+        <w:t>7. INVENTORY / Keep–Merge–Drop (KMD)</w:t>
       </w:r>
     </w:p>
     <w:p>
@@ -653,7 +1051,7 @@
           <w:b w:val="0"/>
           <w:sz w:val="22"/>
         </w:rPr>
-        <w:t>• אם נדרש: ממשק HTML נוח לסינון ותיקון (פנימי לצוות + הצגה לאייל).</w:t>
+        <w:t>• כלי HTML זמני (צוות + הצגה לאייל): `for-eyal/assets/kmd-inventory-prototype.html` — עריכה, העתקה, ייצוא CSV; ללא שרת.</w:t>
       </w:r>
     </w:p>
     <w:p>
@@ -682,7 +1080,7 @@
           <w:b/>
           <w:sz w:val="24"/>
         </w:rPr>
-        <w:t>7. גלריות</w:t>
+        <w:t>8. גלריות</w:t>
       </w:r>
     </w:p>
     <w:p>
@@ -696,7 +1094,7 @@
           <w:b w:val="0"/>
           <w:sz w:val="22"/>
         </w:rPr>
-        <w:t>• נקודת פתיחה: העתקת המחיצות/המבנה הקיים של הגלריות מהאתר הנוכחי.</w:t>
+        <w:t>• נסגר בפגישה 2026-03-31: כל תוכן הגלריות עובר לאתר החדש (ב־WordPress, מימוש פשוט כפי שנקבע ב־v1.2).</w:t>
       </w:r>
     </w:p>
     <w:p>
@@ -710,7 +1108,7 @@
           <w:b w:val="0"/>
           <w:sz w:val="22"/>
         </w:rPr>
-        <w:t>• הצוות מציע מיקום בעץ ובתפריט — כחלק מ־ההגשה והאפיון לאישור אייל.</w:t>
+        <w:t>• לא למשוך קבצי מדיה מ־upload שאינם בשימוש בפועל (פסולת).</w:t>
       </w:r>
     </w:p>
     <w:p>
@@ -724,7 +1122,49 @@
           <w:b w:val="0"/>
           <w:sz w:val="22"/>
         </w:rPr>
-        <w:t>• מימוש טכני: פשוט — בלוקים ב־WP (Gutenberg / אלמנטור לפי החלטת צוות), ללא מנוע גלריה כבד אלא אם יוחלט אחרת במפורש.</w:t>
+        <w:t>• תקרה ~150 תמונות לכל מחיצת גלריה (אלא אם הוחלט אחרת בכתב).</w:t>
+      </w:r>
+    </w:p>
+    <w:p>
+      <w:pPr>
+        <w:jc w:val="right"/>
+      </w:pPr>
+      <w:r>
+        <w:rPr>
+          <w:rFonts w:ascii="Arial" w:hAnsi="Arial" w:cs="Arial"/>
+          <w:rFonts w:ascii="Arial" w:hAnsi="Arial"/>
+          <w:b w:val="0"/>
+          <w:sz w:val="22"/>
+        </w:rPr>
+        <w:t>• לפני יישום: הצגה לאייל של רשימת גלריות + מספר תמונות למחיצה; בחינת השפעה על SEO. טיוטת דוח: `GALLERY-INVENTORY-REPORT-DRAFT-2026-03-31.md`.</w:t>
+      </w:r>
+    </w:p>
+    <w:p>
+      <w:pPr>
+        <w:jc w:val="right"/>
+      </w:pPr>
+      <w:r>
+        <w:rPr>
+          <w:rFonts w:ascii="Arial" w:hAnsi="Arial" w:cs="Arial"/>
+          <w:rFonts w:ascii="Arial" w:hAnsi="Arial"/>
+          <w:b w:val="0"/>
+          <w:sz w:val="22"/>
+        </w:rPr>
+        <w:t>• הצוות מציע מיקום בעץ ובתפריט — עדיין כחלק מהאפיון (אייל אישר את הגישה + התנאים).</w:t>
+      </w:r>
+    </w:p>
+    <w:p>
+      <w:pPr>
+        <w:jc w:val="right"/>
+      </w:pPr>
+      <w:r>
+        <w:rPr>
+          <w:rFonts w:ascii="Arial" w:hAnsi="Arial" w:cs="Arial"/>
+          <w:rFonts w:ascii="Arial" w:hAnsi="Arial"/>
+          <w:b w:val="0"/>
+          <w:sz w:val="22"/>
+        </w:rPr>
+        <w:t>• מימוש טכני: בלוקים ב־WP (Gutenberg / אלמנטור), ללא מנוע גלריה כבד אלא אם יוחלט אחרת במפורש.</w:t>
       </w:r>
     </w:p>
     <w:p>
@@ -739,7 +1179,7 @@
           <w:b/>
           <w:sz w:val="24"/>
         </w:rPr>
-        <w:t>8. דף בית</w:t>
+        <w:t>9. דף בית</w:t>
       </w:r>
     </w:p>
     <w:p>
@@ -753,7 +1193,35 @@
           <w:b w:val="0"/>
           <w:sz w:val="22"/>
         </w:rPr>
-        <w:t>• שלושה כיוונים אופציונליים + סכמה — `HOME-PAGE-DIRECTIONS-v1.2.md` — להגשה לאייל / אישור.</w:t>
+        <w:t>• שלושה כיוונים אופציונליים (סכמה מופשטת) — `HOME-PAGE-DIRECTIONS-v1.2.md` + תרשים HTML ב־`for-eyal/assets/home-directions-visual.html`.</w:t>
+      </w:r>
+    </w:p>
+    <w:p>
+      <w:pPr>
+        <w:jc w:val="right"/>
+      </w:pPr>
+      <w:r>
+        <w:rPr>
+          <w:rFonts w:ascii="Arial" w:hAnsi="Arial" w:cs="Arial"/>
+          <w:rFonts w:ascii="Arial" w:hAnsi="Arial"/>
+          <w:b w:val="0"/>
+          <w:sz w:val="22"/>
+        </w:rPr>
+        <w:t>• בנוסף: שלוש אופציות «דשבורד מלא» (HTML נפרדות, צפיפות שונה + בלוק SEO) — `for-eyal/assets/home-dashboard/` — לאישור אייל.</w:t>
+      </w:r>
+    </w:p>
+    <w:p>
+      <w:pPr>
+        <w:jc w:val="right"/>
+      </w:pPr>
+      <w:r>
+        <w:rPr>
+          <w:rFonts w:ascii="Arial" w:hAnsi="Arial" w:cs="Arial"/>
+          <w:rFonts w:ascii="Arial" w:hAnsi="Arial"/>
+          <w:b w:val="0"/>
+          <w:sz w:val="22"/>
+        </w:rPr>
+        <w:t>• כיוון מאייל (2026-03-31): ללא מהפכות בממשק; האתר הקיים כסקיצה עיצובית לעמודים; רענון מודרני; דגש על מה מוצג בדף הבית. פירוט: `MEETING-MINUTES-EYAL-2026-03-31.md`.</w:t>
       </w:r>
     </w:p>
     <w:p>
@@ -768,7 +1236,7 @@
           <w:b/>
           <w:sz w:val="24"/>
         </w:rPr>
-        <w:t>9. 301 וקישורים שבורים</w:t>
+        <w:t>10. 301 וקישורים שבורים</w:t>
       </w:r>
     </w:p>
     <w:p>
@@ -782,7 +1250,7 @@
           <w:b w:val="0"/>
           <w:sz w:val="22"/>
         </w:rPr>
-        <w:t>• דיון מפורט במטריצת 301 — בשלב הנכון בתהליך; לא חוסם את חבילת האפיון הסופית.</w:t>
+        <w:t>• דיון מפורט במטריצת 301 — בשלב הנכון בתהליך; יישום מלא של 301 ו־cutover — לפי `06-IMPLEMENTATION-MIGRATION-PACK.md` ובאבן דרך M7 (או לפי תזמון צוות).</w:t>
       </w:r>
     </w:p>
     <w:p>
@@ -796,21 +1264,7 @@
           <w:b w:val="0"/>
           <w:sz w:val="22"/>
         </w:rPr>
-        <w:t>• רב ה־301 שעלו במשוב — צפויים להתבהר עם האתר החדש וניקוי הפלונטרים.</w:t>
-      </w:r>
-    </w:p>
-    <w:p>
-      <w:pPr>
-        <w:jc w:val="right"/>
-      </w:pPr>
-      <w:r>
-        <w:rPr>
-          <w:rFonts w:ascii="Arial" w:hAnsi="Arial" w:cs="Arial"/>
-          <w:rFonts w:ascii="Arial" w:hAnsi="Arial"/>
-          <w:b w:val="0"/>
-          <w:sz w:val="22"/>
-        </w:rPr>
-        <w:t>• סריקה מלאה (GSC וכו') — דחויה כרגע לפי החלטת נימרוד.</w:t>
+        <w:t>• ביקורת קישורים שבורים ו־הכנה למטריצת 301 (מיפוי, רשימת יעדים) — חלק מ־M4/M5 (אינטגרציות ואיכות לפני מסירה), לא «דחוי ללא מקום» — ראו `ROADMAP-2026.md`.</w:t>
       </w:r>
     </w:p>
     <w:p>
@@ -825,7 +1279,7 @@
           <w:b/>
           <w:sz w:val="24"/>
         </w:rPr>
-        <w:t>10. בחירות שממשיכות לדרוש סימון מאייל</w:t>
+        <w:t>11. בחירות שממשיכות לדרוש סימון מאייל</w:t>
       </w:r>
     </w:p>
     <w:p>
@@ -854,7 +1308,7 @@
           <w:b/>
           <w:sz w:val="24"/>
         </w:rPr>
-        <w:t>11. אפיון עמודים אחרי אישור מפה</w:t>
+        <w:t>12. אפיון עמודים אחרי אישור מפה</w:t>
       </w:r>
     </w:p>
     <w:p>
@@ -883,7 +1337,7 @@
           <w:b/>
           <w:sz w:val="24"/>
         </w:rPr>
-        <w:t>12. חבילת הגשה לאייל</w:t>
+        <w:t>13. חבילת הגשה לאייל</w:t>
       </w:r>
     </w:p>
     <w:p>

--- a/docs/project/eyal-ceo-submissions-and-responses/to-eyal/2026-03-30--final-spec-package-for-eyal/2026-03-30--site-specification-final--v2-final.docx
+++ b/docs/project/eyal-ceo-submissions-and-responses/to-eyal/2026-03-30--final-spec-package-for-eyal/2026-03-30--site-specification-final--v2-final.docx
@@ -98,7 +98,7 @@
           <w:b w:val="0"/>
           <w:sz w:val="22"/>
         </w:rPr>
-        <w:t>תוספת 2026-03-31 (פגישת אייל + סגירה): `MEETING-MINUTES-EYAL-2026-03-31.md` · מפת אתר: `SITEMAP-NEW-SITE-v2-DRAFT.md` v2.3.</w:t>
+        <w:t>תוספת 2026-03-31 (פגישת אייל + סגירה): `MEETING-MINUTES-EYAL-2026-03-31.md` · מפת אתר: `SITEMAP-NEW-SITE-v2-DRAFT.md` v2.3 — `APPROVED` (שם הקובץ `…DRAFT…` היסטורי בלבד). נעילות CEO (מותג, חשבונית ירוקה כפתור, EN H1, קטלוג): §13 ב־`SPEC-V1.2-DECISIONS-LOCK-2026-03-30.md` — לא טופס FOR-EYAL לסעיפים 1–6, 8.</w:t>
       </w:r>
     </w:p>
     <w:p>
@@ -994,7 +994,7 @@
           <w:b w:val="0"/>
           <w:sz w:val="22"/>
         </w:rPr>
-        <w:t>מפת אתר מפורטת: `SITEMAP-NEW-SITE-v2-DRAFT.md` v2.3 — קובעת על סדר ענפי שירותים, עמוד מוקש דהימן + פריט תפריט, והסרת הופעות מהעץ הציבורי הראשי.</w:t>
+        <w:t>מפת אתר מפורטת: `SITEMAP-NEW-SITE-v2-DRAFT.md` v2.3 — `APPROVED` מול אייל (2026-03-31); קובעת על סדר ענפי שירותים, עמוד מוקש דהימן + פריט תפריט, והסרת הופעות מהעץ הציבורי הראשי.</w:t>
       </w:r>
     </w:p>
     <w:p>
@@ -1293,7 +1293,7 @@
           <w:b w:val="0"/>
           <w:sz w:val="22"/>
         </w:rPr>
-        <w:t>טופס מרוכז: `FOR-EYAL-CHOICES-v1.2-2026-03-30.md` — ייצוא Word/PDF בלבד להגשה.</w:t>
+        <w:t>טופס מרוכז (ייצוא Word/PDF): `FOR-EYAL-CHOICES-v1.2-2026-03-30.md` — סעיפים 1–6, 8 נעולים (v1.1); לבחירה פעילה: §7 דף בית בלבד.</w:t>
       </w:r>
     </w:p>
     <w:p>

--- a/docs/project/eyal-ceo-submissions-and-responses/to-eyal/2026-03-30--final-spec-package-for-eyal/2026-03-30--site-specification-final--v2-final.docx
+++ b/docs/project/eyal-ceo-submissions-and-responses/to-eyal/2026-03-30--final-spec-package-for-eyal/2026-03-30--site-specification-final--v2-final.docx
@@ -70,7 +70,7 @@
           <w:b w:val="0"/>
           <w:sz w:val="22"/>
         </w:rPr>
-        <w:t>סטטוס: `CANONICAL` — מסמך זה הוא האפיון הנקי והמלא לעבודה שוטפת. אין להסתמך על גרסאות קודמות כמקור אמת; מסמכים ישנים מסומנים ב־`LEGACY-DOCUMENTS-INDEX-2026-03-30.md`.</w:t>
+        <w:t>סטטוס: CANONICAL — מסמך זה הוא האפיון הנקי והמלא לעבודה שוטפת. אין להסתמך על גרסאות קודמות כמקור אמת; מסמכים ישנים מסומנים ב־LEGACY-DOCUMENTS-INDEX-2026-03-30.md.</w:t>
       </w:r>
     </w:p>
     <w:p>
@@ -84,7 +84,7 @@
           <w:b w:val="0"/>
           <w:sz w:val="22"/>
         </w:rPr>
-        <w:t>יומן החלטות: `SPEC-V1.2-DECISIONS-LOCK-2026-03-30.md` נשאר כארכיון החלטות נימרוד; אם יש סתירה — קובע מסמך זה.</w:t>
+        <w:t>יומן החלטות: SPEC-V1.2-DECISIONS-LOCK-2026-03-30.md נשאר כארכיון החלטות נימרוד; אם יש סתירה — קובע מסמך זה.</w:t>
       </w:r>
     </w:p>
     <w:p>
@@ -98,7 +98,7 @@
           <w:b w:val="0"/>
           <w:sz w:val="22"/>
         </w:rPr>
-        <w:t>תוספת 2026-03-31 (פגישת אייל + סגירה): `MEETING-MINUTES-EYAL-2026-03-31.md` · מפת אתר: `SITEMAP-NEW-SITE-v2-DRAFT.md` v2.3 — `APPROVED` (שם הקובץ `…DRAFT…` היסטורי בלבד). נעילות CEO (מותג, חשבונית ירוקה כפתור, EN H1, קטלוג): §13 ב־`SPEC-V1.2-DECISIONS-LOCK-2026-03-30.md` — לא טופס FOR-EYAL לסעיפים 1–6, 8.</w:t>
+        <w:t>תוספת 2026-03-31 (פגישת אייל + סגירה): MEETING-MINUTES-EYAL-2026-03-31.md · מפת אתר: SITEMAP-NEW-SITE-v2-DRAFT.md v2.3 — APPROVED (שם הקובץ …DRAFT… היסטורי בלבד). נעילות CEO (מותג, חשבונית ירוקה כפתור, EN H1, קטלוג): §13 ב־SPEC-V1.2-DECISIONS-LOCK-2026-03-30.md — לא טופס FOR-EYAL לסעיפים 1–6, 8.</w:t>
       </w:r>
     </w:p>
     <w:p>
@@ -112,7 +112,7 @@
           <w:b w:val="0"/>
           <w:sz w:val="22"/>
         </w:rPr>
-        <w:t>תוספת 2026-03-29 (תנועה · AEO · GEO): §4 + `EYAL-TRAFFIC-GROWTH-AEO-GEO-GUIDE-2026-03-29.md`.</w:t>
+        <w:t>תוספת 2026-03-29 (תנועה · AEO · GEO): §4 + EYAL-TRAFFIC-GROWTH-AEO-GEO-GUIDE-2026-03-29.md.</w:t>
       </w:r>
     </w:p>
     <w:p>
@@ -274,6 +274,62 @@
     </w:p>
     <w:p>
       <w:pPr>
+        <w:jc w:val="right"/>
+      </w:pPr>
+      <w:r>
+        <w:rPr>
+          <w:rFonts w:ascii="Arial" w:hAnsi="Arial" w:cs="Arial"/>
+          <w:rFonts w:ascii="Arial" w:hAnsi="Arial"/>
+          <w:b w:val="0"/>
+          <w:sz w:val="22"/>
+        </w:rPr>
+        <w:t>#### 1.2.1 תבנית — נעול (2026-03-29)</w:t>
+      </w:r>
+    </w:p>
+    <w:p>
+      <w:pPr>
+        <w:jc w:val="right"/>
+      </w:pPr>
+      <w:r>
+        <w:rPr>
+          <w:rFonts w:ascii="Arial" w:hAnsi="Arial" w:cs="Arial"/>
+          <w:rFonts w:ascii="Arial" w:hAnsi="Arial"/>
+          <w:b w:val="0"/>
+          <w:sz w:val="22"/>
+        </w:rPr>
+        <w:t>• Parent: GeneratePress · Child: ea-eyalamit — כל התאמות מותג וקוד מותאם רק ב־child (קידומת ea_ לפונקציות PHP — עקבי עם מנדט M2).</w:t>
+      </w:r>
+    </w:p>
+    <w:p>
+      <w:pPr>
+        <w:jc w:val="right"/>
+      </w:pPr>
+      <w:r>
+        <w:rPr>
+          <w:rFonts w:ascii="Arial" w:hAnsi="Arial" w:cs="Arial"/>
+          <w:rFonts w:ascii="Arial" w:hAnsi="Arial"/>
+          <w:b w:val="0"/>
+          <w:sz w:val="22"/>
+        </w:rPr>
+        <w:t>• מקור החלטה: WP-THEME-EVALUATION-HEBREW-SEO-2026-03-29.md §7 · 05-PLATFORM-DECISION.md §6 · SPEC-V1.2-DECISIONS-LOCK-2026-03-30.md §14.</w:t>
+      </w:r>
+    </w:p>
+    <w:p>
+      <w:pPr>
+        <w:jc w:val="right"/>
+      </w:pPr>
+      <w:r>
+        <w:rPr>
+          <w:rFonts w:ascii="Arial" w:hAnsi="Arial" w:cs="Arial"/>
+          <w:rFonts w:ascii="Arial" w:hAnsi="Arial"/>
+          <w:b w:val="0"/>
+          <w:sz w:val="22"/>
+        </w:rPr>
+        <w:t>• החלפת תבנית parent ב־M2 — רק עם M2-ARCHITECTURE-WAIVER חתום מ־צוות 100.</w:t>
+      </w:r>
+    </w:p>
+    <w:p>
+      <w:pPr>
         <w:pStyle w:val="Heading3"/>
         <w:jc w:val="right"/>
       </w:pPr>
@@ -412,7 +468,7 @@
           <w:b w:val="0"/>
           <w:sz w:val="22"/>
         </w:rPr>
-        <w:t>פירוט משפטי־טכני: `LEGAL-ACCESSIBILITY-ISRAEL-SPEC.md` — כעזר, לא כדרישה לייעוץ חיצוני.</w:t>
+        <w:t>פירוט משפטי־טכני: LEGAL-ACCESSIBILITY-ISRAEL-SPEC.md — כעזר, לא כדרישה לייעוץ חיצוני.</w:t>
       </w:r>
     </w:p>
     <w:p>
@@ -483,7 +539,7 @@
           <w:b w:val="0"/>
           <w:sz w:val="22"/>
         </w:rPr>
-        <w:t>• מחקר יכולות (הושלם): `GREEN-INVOICE-CAPABILITIES-FINDINGS-2026-03-30.md` — מסלולים A/B (קישורי תשלום / דפי מכירה חיצוניים); API+Woo בשלב עומק (מנוי Best+). בריף ומנדט: `GREEN-INVOICE-CAPABILITIES-RESEARCH-BRIEF.md` §0.</w:t>
+        <w:t>• מחקר יכולות (הושלם): GREEN-INVOICE-CAPABILITIES-FINDINGS-2026-03-30.md — מסלולים A/B (קישורי תשלום / דפי מכירה חיצוניים); API+Woo בשלב עומק (מנוי Best+). בריף ומנדט: GREEN-INVOICE-CAPABILITIES-RESEARCH-BRIEF.md §0.</w:t>
       </w:r>
     </w:p>
     <w:p>
@@ -511,7 +567,7 @@
           <w:b w:val="0"/>
           <w:sz w:val="22"/>
         </w:rPr>
-        <w:t>• שלב 1 מקביל: תשתית מקומית ומיפוי — `PHASE-1-LOCAL-AND-RESEARCH-KICKOFF-2026-03-30.md`.</w:t>
+        <w:t>• שלב 1 מקביל: תשתית מקומית ומיפוי — PHASE-1-LOCAL-AND-RESEARCH-KICKOFF-2026-03-30.md.</w:t>
       </w:r>
     </w:p>
     <w:p>
@@ -569,7 +625,7 @@
           <w:b w:val="0"/>
           <w:sz w:val="22"/>
         </w:rPr>
-        <w:t>• אייל עמית — אחראי על אסטרטגיית תנועה, קידום, תוכן שיווקי ויעדי מדידה; מגיש דוח ודרישות לצוות לפי `EYAL-TRAFFIC-GROWTH-AEO-GEO-GUIDE-2026-03-29.md`.</w:t>
+        <w:t>• אייל עמית — אחראי על אסטרטגיית תנועה, קידום, תוכן שיווקי ויעדי מדידה; מגיש דוח ודרישות לצוות לפי EYAL-TRAFFIC-GROWTH-AEO-GEO-GUIDE-2026-03-29.md.</w:t>
       </w:r>
     </w:p>
     <w:p>
@@ -711,7 +767,7 @@
           <w:b w:val="0"/>
           <w:sz w:val="22"/>
         </w:rPr>
-        <w:t>• תוסף SEO יחיד (Yoast או Rank Math) — לפי `05-PLATFORM-DECISION.md`; ללא שני תוספים מתחרים.</w:t>
+        <w:t>• תוסף SEO יחיד (Yoast או Rank Math) — לפי 05-PLATFORM-DECISION.md; ללא שני תוספים מתחרים.</w:t>
       </w:r>
     </w:p>
     <w:p>
@@ -767,7 +823,7 @@
           <w:b w:val="0"/>
           <w:sz w:val="22"/>
         </w:rPr>
-        <w:t>• בלוג כערוץ צמיחה — ראו §6 ו־`BLOG-REVIVAL-PLAN.md`.</w:t>
+        <w:t>• בלוג כערוץ צמיחה — ראו §6 ו־BLOG-REVIVAL-PLAN.md.</w:t>
       </w:r>
     </w:p>
     <w:p>
@@ -781,7 +837,7 @@
           <w:b w:val="0"/>
           <w:sz w:val="22"/>
         </w:rPr>
-        <w:t>• ביצועים: תבנית רזה, תמונות מותאמות, קאש — עקבי עם §1.2 ו־`04-IA-SEO-SOCIAL-REQUIREMENTS.md`.</w:t>
+        <w:t>• ביצועים: תבנית רזה, תמונות מותאמות, קאש — עקבי עם §1.2 ו־04-IA-SEO-SOCIAL-REQUIREMENTS.md.</w:t>
       </w:r>
     </w:p>
     <w:p>
@@ -824,7 +880,7 @@
           <w:b w:val="0"/>
           <w:sz w:val="22"/>
         </w:rPr>
-        <w:t>כלים, צ׳קליסט לדוח, רפרנסים ומדדים — ב־`EYAL-TRAFFIC-GROWTH-AEO-GEO-GUIDE-2026-03-29.md`.</w:t>
+        <w:t>כלים, צ׳קליסט לדוח, רפרנסים ומדדים — ב־EYAL-TRAFFIC-GROWTH-AEO-GEO-GUIDE-2026-03-29.md.</w:t>
       </w:r>
     </w:p>
     <w:p>
@@ -881,7 +937,7 @@
           <w:b w:val="0"/>
           <w:sz w:val="22"/>
         </w:rPr>
-        <w:t>מדיניות: `QR-URL-POLICY.md`.</w:t>
+        <w:t>מדיניות: QR-URL-POLICY.md.</w:t>
       </w:r>
     </w:p>
     <w:p>
@@ -980,7 +1036,7 @@
           <w:b w:val="0"/>
           <w:sz w:val="22"/>
         </w:rPr>
-        <w:t>• עמוד EN: מאושר — כותרת ראשית: `Didgeridoo healing center - Eyal Amit`; פירוט wireframe ו־`&lt;title&gt;` מוצע ב־`IA-WIREFRAMES-AND-EN-LANDING.md` §7.</w:t>
+        <w:t>• עמוד EN: מאושר — כותרת ראשית: Didgeridoo healing center - Eyal Amit; פירוט wireframe ו־&lt;title&gt; מוצע ב־IA-WIREFRAMES-AND-EN-LANDING.md §7.</w:t>
       </w:r>
     </w:p>
     <w:p>
@@ -994,7 +1050,7 @@
           <w:b w:val="0"/>
           <w:sz w:val="22"/>
         </w:rPr>
-        <w:t>מפת אתר מפורטת: `SITEMAP-NEW-SITE-v2-DRAFT.md` v2.3 — `APPROVED` מול אייל (2026-03-31); קובעת על סדר ענפי שירותים, עמוד מוקש דהימן + פריט תפריט, והסרת הופעות מהעץ הציבורי הראשי.</w:t>
+        <w:t>מפת אתר מפורטת: SITEMAP-NEW-SITE-v2-DRAFT.md v2.3 — APPROVED מול אייל (2026-03-31); קובעת על סדר ענפי שירותים, עמוד מוקש דהימן + פריט תפריט, והסרת הופעות מהעץ הציבורי הראשי.</w:t>
       </w:r>
     </w:p>
     <w:p>
@@ -1008,7 +1064,7 @@
           <w:b w:val="0"/>
           <w:sz w:val="22"/>
         </w:rPr>
-        <w:t>• תמונת כותרת (Hero) בכל עמוד ציבורי: לכל עמוד בשיווק הראשי — תמונת כותרת ייעודית לנושא העמוד (לא תמונה אחת זהה לכל האתר). חובה טקסט חלופי (alt) מתואם; לשמור על ביצועים (גודל קובץ, LCP). עמודים טכניים מינימליים (למשל תודה אחרי טפסים) — לפי אפיון עמוד ב־`PAGE-SPECS-TEMPLATE.md`.</w:t>
+        <w:t>• תמונת כותרת (Hero) בכל עמוד ציבורי: לכל עמוד בשיווק הראשי — תמונת כותרת ייעודית לנושא העמוד (לא תמונה אחת זהה לכל האתר). חובה טקסט חלופי (alt) מתואם; לשמור על ביצועים (גודל קובץ, LCP). עמודים טכניים מינימליים (למשל תודה אחרי טפסים) — לפי אפיון עמוד ב־PAGE-SPECS-TEMPLATE.md.</w:t>
       </w:r>
     </w:p>
     <w:p>
@@ -1051,7 +1107,7 @@
           <w:b w:val="0"/>
           <w:sz w:val="22"/>
         </w:rPr>
-        <w:t>• כלי HTML זמני (צוות + הצגה לאייל): `for-eyal/assets/kmd-inventory-prototype.html` — עריכה, העתקה, ייצוא CSV; ללא שרת.</w:t>
+        <w:t>• כלי HTML זמני (צוות + הצגה לאייל): to-eyal/_shared-assets/kmd-inventory-prototype.html — עריכה, העתקה, ייצוא CSV; ללא שרת.</w:t>
       </w:r>
     </w:p>
     <w:p>
@@ -1136,7 +1192,7 @@
           <w:b w:val="0"/>
           <w:sz w:val="22"/>
         </w:rPr>
-        <w:t>• לפני יישום: הצגה לאייל של רשימת גלריות + מספר תמונות למחיצה; בחינת השפעה על SEO. טיוטת דוח: `GALLERY-INVENTORY-REPORT-DRAFT-2026-03-31.md`.</w:t>
+        <w:t>• לפני יישום: הצגה לאייל של רשימת גלריות + מספר תמונות למחיצה; בחינת השפעה על SEO. טיוטת דוח: GALLERY-INVENTORY-REPORT-DRAFT-2026-03-31.md.</w:t>
       </w:r>
     </w:p>
     <w:p>
@@ -1193,7 +1249,7 @@
           <w:b w:val="0"/>
           <w:sz w:val="22"/>
         </w:rPr>
-        <w:t>• שלושה כיוונים אופציונליים (סכמה מופשטת) — `HOME-PAGE-DIRECTIONS-v1.2.md` + תרשים HTML ב־`for-eyal/assets/home-directions-visual.html`.</w:t>
+        <w:t>• שלושה כיוונים אופציונליים (סכמה מופשטת) — HOME-PAGE-DIRECTIONS-v1.2.md + תרשים HTML ב־to-eyal/_shared-assets/home-directions-visual.html.</w:t>
       </w:r>
     </w:p>
     <w:p>
@@ -1207,7 +1263,7 @@
           <w:b w:val="0"/>
           <w:sz w:val="22"/>
         </w:rPr>
-        <w:t>• בנוסף: שלוש אופציות «דשבורד מלא» (HTML נפרדות, צפיפות שונה + בלוק SEO) — `for-eyal/assets/home-dashboard/` — לאישור אייל.</w:t>
+        <w:t>• בנוסף: שלוש אופציות «דשבורד מלא» (HTML נפרדות, צפיפות שונה + בלוק SEO) — to-eyal/_shared-assets/home-dashboard/ — לאישור אייל.</w:t>
       </w:r>
     </w:p>
     <w:p>
@@ -1221,7 +1277,7 @@
           <w:b w:val="0"/>
           <w:sz w:val="22"/>
         </w:rPr>
-        <w:t>• כיוון מאייל (2026-03-31): ללא מהפכות בממשק; האתר הקיים כסקיצה עיצובית לעמודים; רענון מודרני; דגש על מה מוצג בדף הבית. פירוט: `MEETING-MINUTES-EYAL-2026-03-31.md`.</w:t>
+        <w:t>• כיוון מאייל (2026-03-31): ללא מהפכות בממשק; האתר הקיים כסקיצה עיצובית לעמודים; רענון מודרני; דגש על מה מוצג בדף הבית. פירוט: MEETING-MINUTES-EYAL-2026-03-31.md.</w:t>
       </w:r>
     </w:p>
     <w:p>
@@ -1250,7 +1306,7 @@
           <w:b w:val="0"/>
           <w:sz w:val="22"/>
         </w:rPr>
-        <w:t>• דיון מפורט במטריצת 301 — בשלב הנכון בתהליך; יישום מלא של 301 ו־cutover — לפי `06-IMPLEMENTATION-MIGRATION-PACK.md` ובאבן דרך M7 (או לפי תזמון צוות).</w:t>
+        <w:t>• דיון מפורט במטריצת 301 — בשלב הנכון בתהליך; יישום מלא של 301 ו־cutover — לפי 06-IMPLEMENTATION-MIGRATION-PACK.md ובאבן דרך M7 (או לפי תזמון צוות).</w:t>
       </w:r>
     </w:p>
     <w:p>
@@ -1264,7 +1320,7 @@
           <w:b w:val="0"/>
           <w:sz w:val="22"/>
         </w:rPr>
-        <w:t>• ביקורת קישורים שבורים ו־הכנה למטריצת 301 (מיפוי, רשימת יעדים) — חלק מ־M4/M5 (אינטגרציות ואיכות לפני מסירה), לא «דחוי ללא מקום» — ראו `ROADMAP-2026.md`.</w:t>
+        <w:t>• ביקורת קישורים שבורים ו־הכנה למטריצת 301 (מיפוי, רשימת יעדים) — חלק מ־M4/M5 (אינטגרציות ואיכות לפני מסירה), לא «דחוי ללא מקום» — ראו ROADMAP-2026.md.</w:t>
       </w:r>
     </w:p>
     <w:p>
@@ -1293,7 +1349,7 @@
           <w:b w:val="0"/>
           <w:sz w:val="22"/>
         </w:rPr>
-        <w:t>טופס מרוכז (ייצוא Word/PDF): `FOR-EYAL-CHOICES-v1.2-2026-03-30.md` — סעיפים 1–6, 8 נעולים (v1.1); לבחירה פעילה: §7 דף בית בלבד.</w:t>
+        <w:t>טופס מרוכז (ייצוא Word/PDF): FOR-EYAL-CHOICES-v1.2-2026-03-30.md — סעיפים 1–6, 8 נעולים (v1.1); לבחירה פעילה: §7 דף בית בלבד.</w:t>
       </w:r>
     </w:p>
     <w:p>
@@ -1322,7 +1378,7 @@
           <w:b w:val="0"/>
           <w:sz w:val="22"/>
         </w:rPr>
-        <w:t>תבנית לכל עמוד: `PAGE-SPECS-TEMPLATE.md`.</w:t>
+        <w:t>תבנית לכל עמוד: PAGE-SPECS-TEMPLATE.md.</w:t>
       </w:r>
     </w:p>
     <w:p>
@@ -1365,7 +1421,7 @@
           <w:b w:val="0"/>
           <w:sz w:val="22"/>
         </w:rPr>
-        <w:t>`docs/project/eyal-ceo-submissions-and-responses/to-eyal/2026-03-30--final-spec-package-for-eyal/`</w:t>
+        <w:t>docs/project/eyal-ceo-submissions-and-responses/to-eyal/2026-03-30--final-spec-package-for-eyal/</w:t>
       </w:r>
     </w:p>
     <w:p>
@@ -1379,7 +1435,7 @@
           <w:b w:val="0"/>
           <w:sz w:val="22"/>
         </w:rPr>
-        <w:t>(מיוצרים ע״י `scripts/build_eyal_ceo_deliverables.py`).</w:t>
+        <w:t>(מיוצרים ע״י scripts/build_eyal_ceo_deliverables.py).</w:t>
       </w:r>
     </w:p>
     <w:p>
@@ -1393,7 +1449,7 @@
           <w:b w:val="0"/>
           <w:sz w:val="22"/>
         </w:rPr>
-        <w:t>חשבונית ירוקה — מסמך פעולה לאייל: `FOR-EYAL-GREEN-INVOICE-ACTION-SHEET-2026-03-30.md` (גם כ־`…green-invoice-action-sheet….docx` בחבילה).</w:t>
+        <w:t>חשבונית ירוקה — מסמך פעולה לאייל: FOR-EYAL-GREEN-INVOICE-ACTION-SHEET-2026-03-30.md (גם כ־…green-invoice-action-sheet….docx בחבילה).</w:t>
       </w:r>
     </w:p>
     <w:p/>
